--- a/PlastiBioFuel/Funding_Loop/2026-10-05_DOE_ASPECT_Concept-Paper/05_Submission_Checklist.docx
+++ b/PlastiBioFuel/Funding_Loop/2026-10-05_DOE_ASPECT_Concept-Paper/05_Submission_Checklist.docx
@@ -867,7 +867,7 @@
                 <w:color w:val="2A2A2A"/>
                 <w:sz w:val="21"/>
               </w:rPr>
-              <w:t>Read Appendix A and confirm the sorted municipal solid waste line.</w:t>
+              <w:t>Appendix A is settled; spot-check it and read the Q and A log.</w:t>
             </w:r>
             <w:r>
               <w:rPr>
@@ -877,7 +877,7 @@
                 <w:color w:val="2A2A2A"/>
                 <w:sz w:val="21"/>
               </w:rPr>
-              <w:t xml:space="preserve"> Feedstock eligibility for post-consumer PET rests on DOE's own published webinar transcript, where the NOFO co-manager lists the Appendix A feedstocks and names sorted municipal solid waste including the plastic constituents going to landfill. That webinar was held 2026-09-11 and Modification 000002 updated Appendix A on 2026-09-23, so read the current text. Modification 000002 names only the construction and demolition waste definition as its Appendix A change. Also open the DE-FOA-0003647 Question and Answer Log, last updated 2026-09-24 at 4:51 PM ET, the day after the modification.</w:t>
+              <w:t xml:space="preserve"> Appendix A was read in full on 2026-10-09 at pages 58 and 59 of NOFO Part 1 Modification 000002. Sorted municipal solid waste is marked acceptable and defined as the organic and plastic constituents of the municipal solid waste stream going to the landfill, which is why this concept paper names that category rather than post-consumer PET on its own. The table is exclusive: a feedstock it does not identify will not be considered. Spot-check those two pages, then open the DE-FOA-0003647 Question and Answer Log, last updated 2026-09-24 at 4:51 PM ET.</w:t>
             </w:r>
           </w:p>
         </w:tc>
